--- a/doc_tables/best_cats_PhNO2_BnOH.docx
+++ b/doc_tables/best_cats_PhNO2_BnOH.docx
@@ -474,6 +474,170 @@
           </w:tcPr>
           <w:p>
             <w:r>
+              <w:t>Ni</w:t>
+            </w:r>
+          </w:p>
+        </w:tc>
+        <w:tc>
+          <w:tcPr>
+            <w:tcW w:type="dxa" w:w="1080"/>
+          </w:tcPr>
+          <w:p>
+            <w:r>
+              <w:t>1</w:t>
+            </w:r>
+          </w:p>
+        </w:tc>
+        <w:tc>
+          <w:tcPr>
+            <w:tcW w:type="dxa" w:w="1080"/>
+          </w:tcPr>
+          <w:p>
+            <w:r>
+              <w:t>(19/20.0°C/no base/Ni/CdS/inert/10.1016/j.jcat.2018.12.011/&gt;420 nm)</w:t>
+            </w:r>
+          </w:p>
+        </w:tc>
+        <w:tc>
+          <w:tcPr>
+            <w:tcW w:type="dxa" w:w="1080"/>
+          </w:tcPr>
+          <w:p>
+            <w:r>
+              <w:t>no data</w:t>
+            </w:r>
+          </w:p>
+        </w:tc>
+        <w:tc>
+          <w:tcPr>
+            <w:tcW w:type="dxa" w:w="1080"/>
+          </w:tcPr>
+          <w:p>
+            <w:r>
+              <w:t>no data</w:t>
+            </w:r>
+          </w:p>
+        </w:tc>
+        <w:tc>
+          <w:tcPr>
+            <w:tcW w:type="dxa" w:w="1080"/>
+          </w:tcPr>
+          <w:p>
+            <w:r>
+              <w:t>(19/20.0°C/no base/Ni/CdS/inert/10.1016/j.jcat.2018.12.011/&gt;420 nm)</w:t>
+            </w:r>
+          </w:p>
+        </w:tc>
+        <w:tc>
+          <w:tcPr>
+            <w:tcW w:type="dxa" w:w="1080"/>
+          </w:tcPr>
+          <w:p>
+            <w:r>
+              <w:t>no data</w:t>
+            </w:r>
+          </w:p>
+        </w:tc>
+        <w:tc>
+          <w:tcPr>
+            <w:tcW w:type="dxa" w:w="1080"/>
+          </w:tcPr>
+          <w:p>
+            <w:r>
+              <w:t>[]</w:t>
+            </w:r>
+          </w:p>
+        </w:tc>
+      </w:tr>
+      <w:tr>
+        <w:tc>
+          <w:tcPr>
+            <w:tcW w:type="dxa" w:w="1080"/>
+          </w:tcPr>
+          <w:p>
+            <w:r>
+              <w:t>Co</w:t>
+            </w:r>
+          </w:p>
+        </w:tc>
+        <w:tc>
+          <w:tcPr>
+            <w:tcW w:type="dxa" w:w="1080"/>
+          </w:tcPr>
+          <w:p>
+            <w:r>
+              <w:t>1</w:t>
+            </w:r>
+          </w:p>
+        </w:tc>
+        <w:tc>
+          <w:tcPr>
+            <w:tcW w:type="dxa" w:w="1080"/>
+          </w:tcPr>
+          <w:p>
+            <w:r>
+              <w:t>(6/160.0°C/no base/Co-N-C/CNT@AC/inert/10.1039/C8GC03818J/&gt;420 nm)</w:t>
+            </w:r>
+          </w:p>
+        </w:tc>
+        <w:tc>
+          <w:tcPr>
+            <w:tcW w:type="dxa" w:w="1080"/>
+          </w:tcPr>
+          <w:p>
+            <w:r>
+              <w:t>(6/160.0°C/no base/Co-N-C/CNT@AC/inert/10.1039/C8GC03818J/&gt;420 nm)</w:t>
+            </w:r>
+          </w:p>
+        </w:tc>
+        <w:tc>
+          <w:tcPr>
+            <w:tcW w:type="dxa" w:w="1080"/>
+          </w:tcPr>
+          <w:p>
+            <w:r>
+              <w:t>(6/160.0°C/no base/Co-N-C/CNT@AC/inert/10.1039/C8GC03818J/&gt;420 nm)</w:t>
+            </w:r>
+          </w:p>
+        </w:tc>
+        <w:tc>
+          <w:tcPr>
+            <w:tcW w:type="dxa" w:w="1080"/>
+          </w:tcPr>
+          <w:p>
+            <w:r>
+              <w:t>(6/160.0°C/no base/Co-N-C/CNT@AC/inert/10.1039/C8GC03818J/&gt;420 nm)</w:t>
+            </w:r>
+          </w:p>
+        </w:tc>
+        <w:tc>
+          <w:tcPr>
+            <w:tcW w:type="dxa" w:w="1080"/>
+          </w:tcPr>
+          <w:p>
+            <w:r>
+              <w:t>(6/160.0°C/no base/Co-N-C/CNT@AC/inert/10.1039/C8GC03818J/&gt;420 nm)</w:t>
+            </w:r>
+          </w:p>
+        </w:tc>
+        <w:tc>
+          <w:tcPr>
+            <w:tcW w:type="dxa" w:w="1080"/>
+          </w:tcPr>
+          <w:p>
+            <w:r>
+              <w:t>['no base']</w:t>
+            </w:r>
+          </w:p>
+        </w:tc>
+      </w:tr>
+      <w:tr>
+        <w:tc>
+          <w:tcPr>
+            <w:tcW w:type="dxa" w:w="1080"/>
+          </w:tcPr>
+          <w:p>
+            <w:r>
               <w:t>Rh</w:t>
             </w:r>
           </w:p>
@@ -525,170 +689,6 @@
           <w:p>
             <w:r>
               <w:t>no data</w:t>
-            </w:r>
-          </w:p>
-        </w:tc>
-        <w:tc>
-          <w:tcPr>
-            <w:tcW w:type="dxa" w:w="1080"/>
-          </w:tcPr>
-          <w:p>
-            <w:r>
-              <w:t>no data</w:t>
-            </w:r>
-          </w:p>
-        </w:tc>
-        <w:tc>
-          <w:tcPr>
-            <w:tcW w:type="dxa" w:w="1080"/>
-          </w:tcPr>
-          <w:p>
-            <w:r>
-              <w:t>[]</w:t>
-            </w:r>
-          </w:p>
-        </w:tc>
-      </w:tr>
-      <w:tr>
-        <w:tc>
-          <w:tcPr>
-            <w:tcW w:type="dxa" w:w="1080"/>
-          </w:tcPr>
-          <w:p>
-            <w:r>
-              <w:t>Mo</w:t>
-            </w:r>
-          </w:p>
-        </w:tc>
-        <w:tc>
-          <w:tcPr>
-            <w:tcW w:type="dxa" w:w="1080"/>
-          </w:tcPr>
-          <w:p>
-            <w:r>
-              <w:t>1</w:t>
-            </w:r>
-          </w:p>
-        </w:tc>
-        <w:tc>
-          <w:tcPr>
-            <w:tcW w:type="dxa" w:w="1080"/>
-          </w:tcPr>
-          <w:p>
-            <w:r>
-              <w:t>(16/150.0°C/tBuOK/Mo(NHC3)2(CO)4/inert/10.1021/acscatal.1c02956/0)</w:t>
-            </w:r>
-          </w:p>
-        </w:tc>
-        <w:tc>
-          <w:tcPr>
-            <w:tcW w:type="dxa" w:w="1080"/>
-          </w:tcPr>
-          <w:p>
-            <w:r>
-              <w:t>(16/150.0°C/tBuOK/Mo(NHC3)2(CO)4/inert/10.1021/acscatal.1c02956/0)</w:t>
-            </w:r>
-          </w:p>
-        </w:tc>
-        <w:tc>
-          <w:tcPr>
-            <w:tcW w:type="dxa" w:w="1080"/>
-          </w:tcPr>
-          <w:p>
-            <w:r>
-              <w:t>(16/150.0°C/tBuOK/Mo(NHC3)2(CO)4/inert/10.1021/acscatal.1c02956/0)</w:t>
-            </w:r>
-          </w:p>
-        </w:tc>
-        <w:tc>
-          <w:tcPr>
-            <w:tcW w:type="dxa" w:w="1080"/>
-          </w:tcPr>
-          <w:p>
-            <w:r>
-              <w:t>no data</w:t>
-            </w:r>
-          </w:p>
-        </w:tc>
-        <w:tc>
-          <w:tcPr>
-            <w:tcW w:type="dxa" w:w="1080"/>
-          </w:tcPr>
-          <w:p>
-            <w:r>
-              <w:t>no data</w:t>
-            </w:r>
-          </w:p>
-        </w:tc>
-        <w:tc>
-          <w:tcPr>
-            <w:tcW w:type="dxa" w:w="1080"/>
-          </w:tcPr>
-          <w:p>
-            <w:r>
-              <w:t>['tBuOK']</w:t>
-            </w:r>
-          </w:p>
-        </w:tc>
-      </w:tr>
-      <w:tr>
-        <w:tc>
-          <w:tcPr>
-            <w:tcW w:type="dxa" w:w="1080"/>
-          </w:tcPr>
-          <w:p>
-            <w:r>
-              <w:t>Ni</w:t>
-            </w:r>
-          </w:p>
-        </w:tc>
-        <w:tc>
-          <w:tcPr>
-            <w:tcW w:type="dxa" w:w="1080"/>
-          </w:tcPr>
-          <w:p>
-            <w:r>
-              <w:t>1</w:t>
-            </w:r>
-          </w:p>
-        </w:tc>
-        <w:tc>
-          <w:tcPr>
-            <w:tcW w:type="dxa" w:w="1080"/>
-          </w:tcPr>
-          <w:p>
-            <w:r>
-              <w:t>(19/20.0°C/no base/Ni/CdS/inert/10.1016/j.jcat.2018.12.011/&gt;420 nm)</w:t>
-            </w:r>
-          </w:p>
-        </w:tc>
-        <w:tc>
-          <w:tcPr>
-            <w:tcW w:type="dxa" w:w="1080"/>
-          </w:tcPr>
-          <w:p>
-            <w:r>
-              <w:t>no data</w:t>
-            </w:r>
-          </w:p>
-        </w:tc>
-        <w:tc>
-          <w:tcPr>
-            <w:tcW w:type="dxa" w:w="1080"/>
-          </w:tcPr>
-          <w:p>
-            <w:r>
-              <w:t>no data</w:t>
-            </w:r>
-          </w:p>
-        </w:tc>
-        <w:tc>
-          <w:tcPr>
-            <w:tcW w:type="dxa" w:w="1080"/>
-          </w:tcPr>
-          <w:p>
-            <w:r>
-              <w:t>(19/20.0°C/no base/Ni/CdS/inert/10.1016/j.jcat.2018.12.011/&gt;420 nm)</w:t>
             </w:r>
           </w:p>
         </w:tc>
@@ -802,7 +802,7 @@
           </w:tcPr>
           <w:p>
             <w:r>
-              <w:t>Co</w:t>
+              <w:t>Mo</w:t>
             </w:r>
           </w:p>
         </w:tc>
@@ -822,7 +822,7 @@
           </w:tcPr>
           <w:p>
             <w:r>
-              <w:t>(6/160.0°C/no base/Co-N-C/CNT@AC/inert/10.1039/C8GC03818J/&gt;420 nm)</w:t>
+              <w:t>(16/150.0°C/tBuOK/Mo(NHC3)2(CO)4/inert/10.1021/acscatal.1c02956/0)</w:t>
             </w:r>
           </w:p>
         </w:tc>
@@ -832,7 +832,7 @@
           </w:tcPr>
           <w:p>
             <w:r>
-              <w:t>(6/160.0°C/no base/Co-N-C/CNT@AC/inert/10.1039/C8GC03818J/&gt;420 nm)</w:t>
+              <w:t>(16/150.0°C/tBuOK/Mo(NHC3)2(CO)4/inert/10.1021/acscatal.1c02956/0)</w:t>
             </w:r>
           </w:p>
         </w:tc>
@@ -842,7 +842,7 @@
           </w:tcPr>
           <w:p>
             <w:r>
-              <w:t>(6/160.0°C/no base/Co-N-C/CNT@AC/inert/10.1039/C8GC03818J/&gt;420 nm)</w:t>
+              <w:t>(16/150.0°C/tBuOK/Mo(NHC3)2(CO)4/inert/10.1021/acscatal.1c02956/0)</w:t>
             </w:r>
           </w:p>
         </w:tc>
@@ -852,7 +852,7 @@
           </w:tcPr>
           <w:p>
             <w:r>
-              <w:t>(6/160.0°C/no base/Co-N-C/CNT@AC/inert/10.1039/C8GC03818J/&gt;420 nm)</w:t>
+              <w:t>no data</w:t>
             </w:r>
           </w:p>
         </w:tc>
@@ -862,7 +862,7 @@
           </w:tcPr>
           <w:p>
             <w:r>
-              <w:t>(6/160.0°C/no base/Co-N-C/CNT@AC/inert/10.1039/C8GC03818J/&gt;420 nm)</w:t>
+              <w:t>no data</w:t>
             </w:r>
           </w:p>
         </w:tc>
@@ -872,7 +872,7 @@
           </w:tcPr>
           <w:p>
             <w:r>
-              <w:t>['no base']</w:t>
+              <w:t>['tBuOK']</w:t>
             </w:r>
           </w:p>
         </w:tc>

--- a/doc_tables/best_cats_PhNO2_BnOH.docx
+++ b/doc_tables/best_cats_PhNO2_BnOH.docx
@@ -228,6 +228,88 @@
           </w:tcPr>
           <w:p>
             <w:r>
+              <w:t>Au</w:t>
+            </w:r>
+          </w:p>
+        </w:tc>
+        <w:tc>
+          <w:tcPr>
+            <w:tcW w:type="dxa" w:w="1080"/>
+          </w:tcPr>
+          <w:p>
+            <w:r>
+              <w:t>4</w:t>
+            </w:r>
+          </w:p>
+        </w:tc>
+        <w:tc>
+          <w:tcPr>
+            <w:tcW w:type="dxa" w:w="1080"/>
+          </w:tcPr>
+          <w:p>
+            <w:r>
+              <w:t>(1517/150.0°C/K2CO3/Au/Ag-Mo-NR/inert/10.1039/c2cc34178f/0)</w:t>
+            </w:r>
+          </w:p>
+        </w:tc>
+        <w:tc>
+          <w:tcPr>
+            <w:tcW w:type="dxa" w:w="1080"/>
+          </w:tcPr>
+          <w:p>
+            <w:r>
+              <w:t>(1517/150.0°C/K2CO3/Au/Ag-Mo-NR/inert/10.1039/c2cc34178f/0)</w:t>
+            </w:r>
+          </w:p>
+        </w:tc>
+        <w:tc>
+          <w:tcPr>
+            <w:tcW w:type="dxa" w:w="1080"/>
+          </w:tcPr>
+          <w:p>
+            <w:r>
+              <w:t>(144/120.0°C/no base/Au/TiO2-VS/inert/10.1002/chem.201100393/0)</w:t>
+            </w:r>
+          </w:p>
+        </w:tc>
+        <w:tc>
+          <w:tcPr>
+            <w:tcW w:type="dxa" w:w="1080"/>
+          </w:tcPr>
+          <w:p>
+            <w:r>
+              <w:t>(228/160.0°C/no base/2.5 wt% Au/NiO/inert/10.1039/c1cc11057h/0)</w:t>
+            </w:r>
+          </w:p>
+        </w:tc>
+        <w:tc>
+          <w:tcPr>
+            <w:tcW w:type="dxa" w:w="1080"/>
+          </w:tcPr>
+          <w:p>
+            <w:r>
+              <w:t>(144/120.0°C/no base/Au/TiO2-VS/inert/10.1002/chem.201100393/0)</w:t>
+            </w:r>
+          </w:p>
+        </w:tc>
+        <w:tc>
+          <w:tcPr>
+            <w:tcW w:type="dxa" w:w="1080"/>
+          </w:tcPr>
+          <w:p>
+            <w:r>
+              <w:t>['no base', 'K2CO3']</w:t>
+            </w:r>
+          </w:p>
+        </w:tc>
+      </w:tr>
+      <w:tr>
+        <w:tc>
+          <w:tcPr>
+            <w:tcW w:type="dxa" w:w="1080"/>
+          </w:tcPr>
+          <w:p>
+            <w:r>
               <w:t>Pd</w:t>
             </w:r>
           </w:p>
@@ -299,88 +381,6 @@
           <w:p>
             <w:r>
               <w:t>['K3PO4', 'tBuOK', 'KOH']</w:t>
-            </w:r>
-          </w:p>
-        </w:tc>
-      </w:tr>
-      <w:tr>
-        <w:tc>
-          <w:tcPr>
-            <w:tcW w:type="dxa" w:w="1080"/>
-          </w:tcPr>
-          <w:p>
-            <w:r>
-              <w:t>Au</w:t>
-            </w:r>
-          </w:p>
-        </w:tc>
-        <w:tc>
-          <w:tcPr>
-            <w:tcW w:type="dxa" w:w="1080"/>
-          </w:tcPr>
-          <w:p>
-            <w:r>
-              <w:t>4</w:t>
-            </w:r>
-          </w:p>
-        </w:tc>
-        <w:tc>
-          <w:tcPr>
-            <w:tcW w:type="dxa" w:w="1080"/>
-          </w:tcPr>
-          <w:p>
-            <w:r>
-              <w:t>(1517/150.0°C/K2CO3/Au/Ag-Mo-NR/inert/10.1039/c2cc34178f/0)</w:t>
-            </w:r>
-          </w:p>
-        </w:tc>
-        <w:tc>
-          <w:tcPr>
-            <w:tcW w:type="dxa" w:w="1080"/>
-          </w:tcPr>
-          <w:p>
-            <w:r>
-              <w:t>(1517/150.0°C/K2CO3/Au/Ag-Mo-NR/inert/10.1039/c2cc34178f/0)</w:t>
-            </w:r>
-          </w:p>
-        </w:tc>
-        <w:tc>
-          <w:tcPr>
-            <w:tcW w:type="dxa" w:w="1080"/>
-          </w:tcPr>
-          <w:p>
-            <w:r>
-              <w:t>(144/120.0°C/no base/Au/TiO2-VS/inert/10.1002/chem.201100393/0)</w:t>
-            </w:r>
-          </w:p>
-        </w:tc>
-        <w:tc>
-          <w:tcPr>
-            <w:tcW w:type="dxa" w:w="1080"/>
-          </w:tcPr>
-          <w:p>
-            <w:r>
-              <w:t>(228/160.0°C/no base/2.5 wt% Au/NiO/inert/10.1039/c1cc11057h/0)</w:t>
-            </w:r>
-          </w:p>
-        </w:tc>
-        <w:tc>
-          <w:tcPr>
-            <w:tcW w:type="dxa" w:w="1080"/>
-          </w:tcPr>
-          <w:p>
-            <w:r>
-              <w:t>(144/120.0°C/no base/Au/TiO2-VS/inert/10.1002/chem.201100393/0)</w:t>
-            </w:r>
-          </w:p>
-        </w:tc>
-        <w:tc>
-          <w:tcPr>
-            <w:tcW w:type="dxa" w:w="1080"/>
-          </w:tcPr>
-          <w:p>
-            <w:r>
-              <w:t>['no base', 'K2CO3']</w:t>
             </w:r>
           </w:p>
         </w:tc>
@@ -474,7 +474,7 @@
           </w:tcPr>
           <w:p>
             <w:r>
-              <w:t>Ni</w:t>
+              <w:t>Ag</w:t>
             </w:r>
           </w:p>
         </w:tc>
@@ -494,7 +494,37 @@
           </w:tcPr>
           <w:p>
             <w:r>
-              <w:t>(19/20.0°C/no base/Ni/CdS/inert/10.1016/j.jcat.2018.12.011/&gt;420 nm)</w:t>
+              <w:t>(45/140.0°C/Cs2CO3/Ag/Al2O3/inert/10.1039/C5CP00330J/0)</w:t>
+            </w:r>
+          </w:p>
+        </w:tc>
+        <w:tc>
+          <w:tcPr>
+            <w:tcW w:type="dxa" w:w="1080"/>
+          </w:tcPr>
+          <w:p>
+            <w:r>
+              <w:t>(45/140.0°C/Cs2CO3/Ag/Al2O3/inert/10.1039/C5CP00330J/0)</w:t>
+            </w:r>
+          </w:p>
+        </w:tc>
+        <w:tc>
+          <w:tcPr>
+            <w:tcW w:type="dxa" w:w="1080"/>
+          </w:tcPr>
+          <w:p>
+            <w:r>
+              <w:t>(41/140.0°C/K2CO3/Ag/Al2O3/inert/10.1039/C5CP00330J/0)</w:t>
+            </w:r>
+          </w:p>
+        </w:tc>
+        <w:tc>
+          <w:tcPr>
+            <w:tcW w:type="dxa" w:w="1080"/>
+          </w:tcPr>
+          <w:p>
+            <w:r>
+              <w:t>(7/140.0°C/no base/Ag/Al2O3/inert/10.1039/C5CP00330J/0)</w:t>
             </w:r>
           </w:p>
         </w:tc>
@@ -514,37 +544,7 @@
           </w:tcPr>
           <w:p>
             <w:r>
-              <w:t>no data</w:t>
-            </w:r>
-          </w:p>
-        </w:tc>
-        <w:tc>
-          <w:tcPr>
-            <w:tcW w:type="dxa" w:w="1080"/>
-          </w:tcPr>
-          <w:p>
-            <w:r>
-              <w:t>(19/20.0°C/no base/Ni/CdS/inert/10.1016/j.jcat.2018.12.011/&gt;420 nm)</w:t>
-            </w:r>
-          </w:p>
-        </w:tc>
-        <w:tc>
-          <w:tcPr>
-            <w:tcW w:type="dxa" w:w="1080"/>
-          </w:tcPr>
-          <w:p>
-            <w:r>
-              <w:t>no data</w:t>
-            </w:r>
-          </w:p>
-        </w:tc>
-        <w:tc>
-          <w:tcPr>
-            <w:tcW w:type="dxa" w:w="1080"/>
-          </w:tcPr>
-          <w:p>
-            <w:r>
-              <w:t>[]</w:t>
+              <w:t>['K2CO3', 'Cs2CO3']</w:t>
             </w:r>
           </w:p>
         </w:tc>
@@ -638,6 +638,170 @@
           </w:tcPr>
           <w:p>
             <w:r>
+              <w:t>Mo</w:t>
+            </w:r>
+          </w:p>
+        </w:tc>
+        <w:tc>
+          <w:tcPr>
+            <w:tcW w:type="dxa" w:w="1080"/>
+          </w:tcPr>
+          <w:p>
+            <w:r>
+              <w:t>1</w:t>
+            </w:r>
+          </w:p>
+        </w:tc>
+        <w:tc>
+          <w:tcPr>
+            <w:tcW w:type="dxa" w:w="1080"/>
+          </w:tcPr>
+          <w:p>
+            <w:r>
+              <w:t>(16/150.0°C/tBuOK/Mo(NHC3)2(CO)4/inert/10.1021/acscatal.1c02956/0)</w:t>
+            </w:r>
+          </w:p>
+        </w:tc>
+        <w:tc>
+          <w:tcPr>
+            <w:tcW w:type="dxa" w:w="1080"/>
+          </w:tcPr>
+          <w:p>
+            <w:r>
+              <w:t>(16/150.0°C/tBuOK/Mo(NHC3)2(CO)4/inert/10.1021/acscatal.1c02956/0)</w:t>
+            </w:r>
+          </w:p>
+        </w:tc>
+        <w:tc>
+          <w:tcPr>
+            <w:tcW w:type="dxa" w:w="1080"/>
+          </w:tcPr>
+          <w:p>
+            <w:r>
+              <w:t>(16/150.0°C/tBuOK/Mo(NHC3)2(CO)4/inert/10.1021/acscatal.1c02956/0)</w:t>
+            </w:r>
+          </w:p>
+        </w:tc>
+        <w:tc>
+          <w:tcPr>
+            <w:tcW w:type="dxa" w:w="1080"/>
+          </w:tcPr>
+          <w:p>
+            <w:r>
+              <w:t>no data</w:t>
+            </w:r>
+          </w:p>
+        </w:tc>
+        <w:tc>
+          <w:tcPr>
+            <w:tcW w:type="dxa" w:w="1080"/>
+          </w:tcPr>
+          <w:p>
+            <w:r>
+              <w:t>no data</w:t>
+            </w:r>
+          </w:p>
+        </w:tc>
+        <w:tc>
+          <w:tcPr>
+            <w:tcW w:type="dxa" w:w="1080"/>
+          </w:tcPr>
+          <w:p>
+            <w:r>
+              <w:t>['tBuOK']</w:t>
+            </w:r>
+          </w:p>
+        </w:tc>
+      </w:tr>
+      <w:tr>
+        <w:tc>
+          <w:tcPr>
+            <w:tcW w:type="dxa" w:w="1080"/>
+          </w:tcPr>
+          <w:p>
+            <w:r>
+              <w:t>Ni</w:t>
+            </w:r>
+          </w:p>
+        </w:tc>
+        <w:tc>
+          <w:tcPr>
+            <w:tcW w:type="dxa" w:w="1080"/>
+          </w:tcPr>
+          <w:p>
+            <w:r>
+              <w:t>1</w:t>
+            </w:r>
+          </w:p>
+        </w:tc>
+        <w:tc>
+          <w:tcPr>
+            <w:tcW w:type="dxa" w:w="1080"/>
+          </w:tcPr>
+          <w:p>
+            <w:r>
+              <w:t>(19/20.0°C/no base/Ni/CdS/inert/10.1016/j.jcat.2018.12.011/&gt;420 nm)</w:t>
+            </w:r>
+          </w:p>
+        </w:tc>
+        <w:tc>
+          <w:tcPr>
+            <w:tcW w:type="dxa" w:w="1080"/>
+          </w:tcPr>
+          <w:p>
+            <w:r>
+              <w:t>no data</w:t>
+            </w:r>
+          </w:p>
+        </w:tc>
+        <w:tc>
+          <w:tcPr>
+            <w:tcW w:type="dxa" w:w="1080"/>
+          </w:tcPr>
+          <w:p>
+            <w:r>
+              <w:t>no data</w:t>
+            </w:r>
+          </w:p>
+        </w:tc>
+        <w:tc>
+          <w:tcPr>
+            <w:tcW w:type="dxa" w:w="1080"/>
+          </w:tcPr>
+          <w:p>
+            <w:r>
+              <w:t>(19/20.0°C/no base/Ni/CdS/inert/10.1016/j.jcat.2018.12.011/&gt;420 nm)</w:t>
+            </w:r>
+          </w:p>
+        </w:tc>
+        <w:tc>
+          <w:tcPr>
+            <w:tcW w:type="dxa" w:w="1080"/>
+          </w:tcPr>
+          <w:p>
+            <w:r>
+              <w:t>no data</w:t>
+            </w:r>
+          </w:p>
+        </w:tc>
+        <w:tc>
+          <w:tcPr>
+            <w:tcW w:type="dxa" w:w="1080"/>
+          </w:tcPr>
+          <w:p>
+            <w:r>
+              <w:t>[]</w:t>
+            </w:r>
+          </w:p>
+        </w:tc>
+      </w:tr>
+      <w:tr>
+        <w:tc>
+          <w:tcPr>
+            <w:tcW w:type="dxa" w:w="1080"/>
+          </w:tcPr>
+          <w:p>
+            <w:r>
               <w:t>Rh</w:t>
             </w:r>
           </w:p>
@@ -709,170 +873,6 @@
           <w:p>
             <w:r>
               <w:t>[]</w:t>
-            </w:r>
-          </w:p>
-        </w:tc>
-      </w:tr>
-      <w:tr>
-        <w:tc>
-          <w:tcPr>
-            <w:tcW w:type="dxa" w:w="1080"/>
-          </w:tcPr>
-          <w:p>
-            <w:r>
-              <w:t>Ag</w:t>
-            </w:r>
-          </w:p>
-        </w:tc>
-        <w:tc>
-          <w:tcPr>
-            <w:tcW w:type="dxa" w:w="1080"/>
-          </w:tcPr>
-          <w:p>
-            <w:r>
-              <w:t>1</w:t>
-            </w:r>
-          </w:p>
-        </w:tc>
-        <w:tc>
-          <w:tcPr>
-            <w:tcW w:type="dxa" w:w="1080"/>
-          </w:tcPr>
-          <w:p>
-            <w:r>
-              <w:t>(45/140.0°C/Cs2CO3/Ag/Al2O3/inert/10.1039/C5CP00330J/0)</w:t>
-            </w:r>
-          </w:p>
-        </w:tc>
-        <w:tc>
-          <w:tcPr>
-            <w:tcW w:type="dxa" w:w="1080"/>
-          </w:tcPr>
-          <w:p>
-            <w:r>
-              <w:t>(45/140.0°C/Cs2CO3/Ag/Al2O3/inert/10.1039/C5CP00330J/0)</w:t>
-            </w:r>
-          </w:p>
-        </w:tc>
-        <w:tc>
-          <w:tcPr>
-            <w:tcW w:type="dxa" w:w="1080"/>
-          </w:tcPr>
-          <w:p>
-            <w:r>
-              <w:t>(41/140.0°C/K2CO3/Ag/Al2O3/inert/10.1039/C5CP00330J/0)</w:t>
-            </w:r>
-          </w:p>
-        </w:tc>
-        <w:tc>
-          <w:tcPr>
-            <w:tcW w:type="dxa" w:w="1080"/>
-          </w:tcPr>
-          <w:p>
-            <w:r>
-              <w:t>(7/140.0°C/no base/Ag/Al2O3/inert/10.1039/C5CP00330J/0)</w:t>
-            </w:r>
-          </w:p>
-        </w:tc>
-        <w:tc>
-          <w:tcPr>
-            <w:tcW w:type="dxa" w:w="1080"/>
-          </w:tcPr>
-          <w:p>
-            <w:r>
-              <w:t>no data</w:t>
-            </w:r>
-          </w:p>
-        </w:tc>
-        <w:tc>
-          <w:tcPr>
-            <w:tcW w:type="dxa" w:w="1080"/>
-          </w:tcPr>
-          <w:p>
-            <w:r>
-              <w:t>['K2CO3', 'Cs2CO3']</w:t>
-            </w:r>
-          </w:p>
-        </w:tc>
-      </w:tr>
-      <w:tr>
-        <w:tc>
-          <w:tcPr>
-            <w:tcW w:type="dxa" w:w="1080"/>
-          </w:tcPr>
-          <w:p>
-            <w:r>
-              <w:t>Mo</w:t>
-            </w:r>
-          </w:p>
-        </w:tc>
-        <w:tc>
-          <w:tcPr>
-            <w:tcW w:type="dxa" w:w="1080"/>
-          </w:tcPr>
-          <w:p>
-            <w:r>
-              <w:t>1</w:t>
-            </w:r>
-          </w:p>
-        </w:tc>
-        <w:tc>
-          <w:tcPr>
-            <w:tcW w:type="dxa" w:w="1080"/>
-          </w:tcPr>
-          <w:p>
-            <w:r>
-              <w:t>(16/150.0°C/tBuOK/Mo(NHC3)2(CO)4/inert/10.1021/acscatal.1c02956/0)</w:t>
-            </w:r>
-          </w:p>
-        </w:tc>
-        <w:tc>
-          <w:tcPr>
-            <w:tcW w:type="dxa" w:w="1080"/>
-          </w:tcPr>
-          <w:p>
-            <w:r>
-              <w:t>(16/150.0°C/tBuOK/Mo(NHC3)2(CO)4/inert/10.1021/acscatal.1c02956/0)</w:t>
-            </w:r>
-          </w:p>
-        </w:tc>
-        <w:tc>
-          <w:tcPr>
-            <w:tcW w:type="dxa" w:w="1080"/>
-          </w:tcPr>
-          <w:p>
-            <w:r>
-              <w:t>(16/150.0°C/tBuOK/Mo(NHC3)2(CO)4/inert/10.1021/acscatal.1c02956/0)</w:t>
-            </w:r>
-          </w:p>
-        </w:tc>
-        <w:tc>
-          <w:tcPr>
-            <w:tcW w:type="dxa" w:w="1080"/>
-          </w:tcPr>
-          <w:p>
-            <w:r>
-              <w:t>no data</w:t>
-            </w:r>
-          </w:p>
-        </w:tc>
-        <w:tc>
-          <w:tcPr>
-            <w:tcW w:type="dxa" w:w="1080"/>
-          </w:tcPr>
-          <w:p>
-            <w:r>
-              <w:t>no data</w:t>
-            </w:r>
-          </w:p>
-        </w:tc>
-        <w:tc>
-          <w:tcPr>
-            <w:tcW w:type="dxa" w:w="1080"/>
-          </w:tcPr>
-          <w:p>
-            <w:r>
-              <w:t>['tBuOK']</w:t>
             </w:r>
           </w:p>
         </w:tc>

--- a/doc_tables/best_cats_PhNO2_BnOH.docx
+++ b/doc_tables/best_cats_PhNO2_BnOH.docx
@@ -228,6 +228,88 @@
           </w:tcPr>
           <w:p>
             <w:r>
+              <w:t>Ir</w:t>
+            </w:r>
+          </w:p>
+        </w:tc>
+        <w:tc>
+          <w:tcPr>
+            <w:tcW w:type="dxa" w:w="1080"/>
+          </w:tcPr>
+          <w:p>
+            <w:r>
+              <w:t>4</w:t>
+            </w:r>
+          </w:p>
+        </w:tc>
+        <w:tc>
+          <w:tcPr>
+            <w:tcW w:type="dxa" w:w="1080"/>
+          </w:tcPr>
+          <w:p>
+            <w:r>
+              <w:t>(430/100.0°C/Cs2CO3/Cp*Ir(C^NHC2)I/oxygen/10.1021/acs.organomet.8b00642/0)</w:t>
+            </w:r>
+          </w:p>
+        </w:tc>
+        <w:tc>
+          <w:tcPr>
+            <w:tcW w:type="dxa" w:w="1080"/>
+          </w:tcPr>
+          <w:p>
+            <w:r>
+              <w:t>(164/100.0°C/Cs2CO3/Cp*Ir(C^NHC2)I/oxygen/10.1021/acs.organomet.8b00642/0)</w:t>
+            </w:r>
+          </w:p>
+        </w:tc>
+        <w:tc>
+          <w:tcPr>
+            <w:tcW w:type="dxa" w:w="1080"/>
+          </w:tcPr>
+          <w:p>
+            <w:r>
+              <w:t>(81/100.0°C/tBuOK/Cp*IrCl(N^O)1/inert/10.1021/acs.inorgchem.2c00703/0)</w:t>
+            </w:r>
+          </w:p>
+        </w:tc>
+        <w:tc>
+          <w:tcPr>
+            <w:tcW w:type="dxa" w:w="1080"/>
+          </w:tcPr>
+          <w:p>
+            <w:r>
+              <w:t>no data</w:t>
+            </w:r>
+          </w:p>
+        </w:tc>
+        <w:tc>
+          <w:tcPr>
+            <w:tcW w:type="dxa" w:w="1080"/>
+          </w:tcPr>
+          <w:p>
+            <w:r>
+              <w:t>no data</w:t>
+            </w:r>
+          </w:p>
+        </w:tc>
+        <w:tc>
+          <w:tcPr>
+            <w:tcW w:type="dxa" w:w="1080"/>
+          </w:tcPr>
+          <w:p>
+            <w:r>
+              <w:t>['tBuOK', 'Cs2CO3', 'K2CO3']</w:t>
+            </w:r>
+          </w:p>
+        </w:tc>
+      </w:tr>
+      <w:tr>
+        <w:tc>
+          <w:tcPr>
+            <w:tcW w:type="dxa" w:w="1080"/>
+          </w:tcPr>
+          <w:p>
+            <w:r>
               <w:t>Au</w:t>
             </w:r>
           </w:p>
@@ -392,88 +474,6 @@
           </w:tcPr>
           <w:p>
             <w:r>
-              <w:t>Ir</w:t>
-            </w:r>
-          </w:p>
-        </w:tc>
-        <w:tc>
-          <w:tcPr>
-            <w:tcW w:type="dxa" w:w="1080"/>
-          </w:tcPr>
-          <w:p>
-            <w:r>
-              <w:t>4</w:t>
-            </w:r>
-          </w:p>
-        </w:tc>
-        <w:tc>
-          <w:tcPr>
-            <w:tcW w:type="dxa" w:w="1080"/>
-          </w:tcPr>
-          <w:p>
-            <w:r>
-              <w:t>(430/100.0°C/Cs2CO3/Cp*Ir(C^NHC2)I/oxygen/10.1021/acs.organomet.8b00642/0)</w:t>
-            </w:r>
-          </w:p>
-        </w:tc>
-        <w:tc>
-          <w:tcPr>
-            <w:tcW w:type="dxa" w:w="1080"/>
-          </w:tcPr>
-          <w:p>
-            <w:r>
-              <w:t>(164/100.0°C/Cs2CO3/Cp*Ir(C^NHC2)I/oxygen/10.1021/acs.organomet.8b00642/0)</w:t>
-            </w:r>
-          </w:p>
-        </w:tc>
-        <w:tc>
-          <w:tcPr>
-            <w:tcW w:type="dxa" w:w="1080"/>
-          </w:tcPr>
-          <w:p>
-            <w:r>
-              <w:t>(81/100.0°C/tBuOK/Cp*IrCl(N^O)1/inert/10.1021/acs.inorgchem.2c00703/0)</w:t>
-            </w:r>
-          </w:p>
-        </w:tc>
-        <w:tc>
-          <w:tcPr>
-            <w:tcW w:type="dxa" w:w="1080"/>
-          </w:tcPr>
-          <w:p>
-            <w:r>
-              <w:t>no data</w:t>
-            </w:r>
-          </w:p>
-        </w:tc>
-        <w:tc>
-          <w:tcPr>
-            <w:tcW w:type="dxa" w:w="1080"/>
-          </w:tcPr>
-          <w:p>
-            <w:r>
-              <w:t>no data</w:t>
-            </w:r>
-          </w:p>
-        </w:tc>
-        <w:tc>
-          <w:tcPr>
-            <w:tcW w:type="dxa" w:w="1080"/>
-          </w:tcPr>
-          <w:p>
-            <w:r>
-              <w:t>['tBuOK', 'Cs2CO3', 'K2CO3']</w:t>
-            </w:r>
-          </w:p>
-        </w:tc>
-      </w:tr>
-      <w:tr>
-        <w:tc>
-          <w:tcPr>
-            <w:tcW w:type="dxa" w:w="1080"/>
-          </w:tcPr>
-          <w:p>
-            <w:r>
               <w:t>Ag</w:t>
             </w:r>
           </w:p>
@@ -545,6 +545,170 @@
           <w:p>
             <w:r>
               <w:t>['K2CO3', 'Cs2CO3']</w:t>
+            </w:r>
+          </w:p>
+        </w:tc>
+      </w:tr>
+      <w:tr>
+        <w:tc>
+          <w:tcPr>
+            <w:tcW w:type="dxa" w:w="1080"/>
+          </w:tcPr>
+          <w:p>
+            <w:r>
+              <w:t>Rh</w:t>
+            </w:r>
+          </w:p>
+        </w:tc>
+        <w:tc>
+          <w:tcPr>
+            <w:tcW w:type="dxa" w:w="1080"/>
+          </w:tcPr>
+          <w:p>
+            <w:r>
+              <w:t>1</w:t>
+            </w:r>
+          </w:p>
+        </w:tc>
+        <w:tc>
+          <w:tcPr>
+            <w:tcW w:type="dxa" w:w="1080"/>
+          </w:tcPr>
+          <w:p>
+            <w:r>
+              <w:t>(96/100.0°C/Cs2CO3/Cp*Rh(C^NHC2)I/oxygen/10.1021/acs.organomet.8b00642/0)</w:t>
+            </w:r>
+          </w:p>
+        </w:tc>
+        <w:tc>
+          <w:tcPr>
+            <w:tcW w:type="dxa" w:w="1080"/>
+          </w:tcPr>
+          <w:p>
+            <w:r>
+              <w:t>no data</w:t>
+            </w:r>
+          </w:p>
+        </w:tc>
+        <w:tc>
+          <w:tcPr>
+            <w:tcW w:type="dxa" w:w="1080"/>
+          </w:tcPr>
+          <w:p>
+            <w:r>
+              <w:t>no data</w:t>
+            </w:r>
+          </w:p>
+        </w:tc>
+        <w:tc>
+          <w:tcPr>
+            <w:tcW w:type="dxa" w:w="1080"/>
+          </w:tcPr>
+          <w:p>
+            <w:r>
+              <w:t>no data</w:t>
+            </w:r>
+          </w:p>
+        </w:tc>
+        <w:tc>
+          <w:tcPr>
+            <w:tcW w:type="dxa" w:w="1080"/>
+          </w:tcPr>
+          <w:p>
+            <w:r>
+              <w:t>no data</w:t>
+            </w:r>
+          </w:p>
+        </w:tc>
+        <w:tc>
+          <w:tcPr>
+            <w:tcW w:type="dxa" w:w="1080"/>
+          </w:tcPr>
+          <w:p>
+            <w:r>
+              <w:t>[]</w:t>
+            </w:r>
+          </w:p>
+        </w:tc>
+      </w:tr>
+      <w:tr>
+        <w:tc>
+          <w:tcPr>
+            <w:tcW w:type="dxa" w:w="1080"/>
+          </w:tcPr>
+          <w:p>
+            <w:r>
+              <w:t>Ni</w:t>
+            </w:r>
+          </w:p>
+        </w:tc>
+        <w:tc>
+          <w:tcPr>
+            <w:tcW w:type="dxa" w:w="1080"/>
+          </w:tcPr>
+          <w:p>
+            <w:r>
+              <w:t>1</w:t>
+            </w:r>
+          </w:p>
+        </w:tc>
+        <w:tc>
+          <w:tcPr>
+            <w:tcW w:type="dxa" w:w="1080"/>
+          </w:tcPr>
+          <w:p>
+            <w:r>
+              <w:t>(19/20.0°C/no base/Ni/CdS/inert/10.1016/j.jcat.2018.12.011/&gt;420 nm)</w:t>
+            </w:r>
+          </w:p>
+        </w:tc>
+        <w:tc>
+          <w:tcPr>
+            <w:tcW w:type="dxa" w:w="1080"/>
+          </w:tcPr>
+          <w:p>
+            <w:r>
+              <w:t>no data</w:t>
+            </w:r>
+          </w:p>
+        </w:tc>
+        <w:tc>
+          <w:tcPr>
+            <w:tcW w:type="dxa" w:w="1080"/>
+          </w:tcPr>
+          <w:p>
+            <w:r>
+              <w:t>no data</w:t>
+            </w:r>
+          </w:p>
+        </w:tc>
+        <w:tc>
+          <w:tcPr>
+            <w:tcW w:type="dxa" w:w="1080"/>
+          </w:tcPr>
+          <w:p>
+            <w:r>
+              <w:t>(19/20.0°C/no base/Ni/CdS/inert/10.1016/j.jcat.2018.12.011/&gt;420 nm)</w:t>
+            </w:r>
+          </w:p>
+        </w:tc>
+        <w:tc>
+          <w:tcPr>
+            <w:tcW w:type="dxa" w:w="1080"/>
+          </w:tcPr>
+          <w:p>
+            <w:r>
+              <w:t>no data</w:t>
+            </w:r>
+          </w:p>
+        </w:tc>
+        <w:tc>
+          <w:tcPr>
+            <w:tcW w:type="dxa" w:w="1080"/>
+          </w:tcPr>
+          <w:p>
+            <w:r>
+              <w:t>[]</w:t>
             </w:r>
           </w:p>
         </w:tc>
@@ -709,170 +873,6 @@
           <w:p>
             <w:r>
               <w:t>['tBuOK']</w:t>
-            </w:r>
-          </w:p>
-        </w:tc>
-      </w:tr>
-      <w:tr>
-        <w:tc>
-          <w:tcPr>
-            <w:tcW w:type="dxa" w:w="1080"/>
-          </w:tcPr>
-          <w:p>
-            <w:r>
-              <w:t>Ni</w:t>
-            </w:r>
-          </w:p>
-        </w:tc>
-        <w:tc>
-          <w:tcPr>
-            <w:tcW w:type="dxa" w:w="1080"/>
-          </w:tcPr>
-          <w:p>
-            <w:r>
-              <w:t>1</w:t>
-            </w:r>
-          </w:p>
-        </w:tc>
-        <w:tc>
-          <w:tcPr>
-            <w:tcW w:type="dxa" w:w="1080"/>
-          </w:tcPr>
-          <w:p>
-            <w:r>
-              <w:t>(19/20.0°C/no base/Ni/CdS/inert/10.1016/j.jcat.2018.12.011/&gt;420 nm)</w:t>
-            </w:r>
-          </w:p>
-        </w:tc>
-        <w:tc>
-          <w:tcPr>
-            <w:tcW w:type="dxa" w:w="1080"/>
-          </w:tcPr>
-          <w:p>
-            <w:r>
-              <w:t>no data</w:t>
-            </w:r>
-          </w:p>
-        </w:tc>
-        <w:tc>
-          <w:tcPr>
-            <w:tcW w:type="dxa" w:w="1080"/>
-          </w:tcPr>
-          <w:p>
-            <w:r>
-              <w:t>no data</w:t>
-            </w:r>
-          </w:p>
-        </w:tc>
-        <w:tc>
-          <w:tcPr>
-            <w:tcW w:type="dxa" w:w="1080"/>
-          </w:tcPr>
-          <w:p>
-            <w:r>
-              <w:t>(19/20.0°C/no base/Ni/CdS/inert/10.1016/j.jcat.2018.12.011/&gt;420 nm)</w:t>
-            </w:r>
-          </w:p>
-        </w:tc>
-        <w:tc>
-          <w:tcPr>
-            <w:tcW w:type="dxa" w:w="1080"/>
-          </w:tcPr>
-          <w:p>
-            <w:r>
-              <w:t>no data</w:t>
-            </w:r>
-          </w:p>
-        </w:tc>
-        <w:tc>
-          <w:tcPr>
-            <w:tcW w:type="dxa" w:w="1080"/>
-          </w:tcPr>
-          <w:p>
-            <w:r>
-              <w:t>[]</w:t>
-            </w:r>
-          </w:p>
-        </w:tc>
-      </w:tr>
-      <w:tr>
-        <w:tc>
-          <w:tcPr>
-            <w:tcW w:type="dxa" w:w="1080"/>
-          </w:tcPr>
-          <w:p>
-            <w:r>
-              <w:t>Rh</w:t>
-            </w:r>
-          </w:p>
-        </w:tc>
-        <w:tc>
-          <w:tcPr>
-            <w:tcW w:type="dxa" w:w="1080"/>
-          </w:tcPr>
-          <w:p>
-            <w:r>
-              <w:t>1</w:t>
-            </w:r>
-          </w:p>
-        </w:tc>
-        <w:tc>
-          <w:tcPr>
-            <w:tcW w:type="dxa" w:w="1080"/>
-          </w:tcPr>
-          <w:p>
-            <w:r>
-              <w:t>(96/100.0°C/Cs2CO3/Cp*Rh(C^NHC2)I/oxygen/10.1021/acs.organomet.8b00642/0)</w:t>
-            </w:r>
-          </w:p>
-        </w:tc>
-        <w:tc>
-          <w:tcPr>
-            <w:tcW w:type="dxa" w:w="1080"/>
-          </w:tcPr>
-          <w:p>
-            <w:r>
-              <w:t>no data</w:t>
-            </w:r>
-          </w:p>
-        </w:tc>
-        <w:tc>
-          <w:tcPr>
-            <w:tcW w:type="dxa" w:w="1080"/>
-          </w:tcPr>
-          <w:p>
-            <w:r>
-              <w:t>no data</w:t>
-            </w:r>
-          </w:p>
-        </w:tc>
-        <w:tc>
-          <w:tcPr>
-            <w:tcW w:type="dxa" w:w="1080"/>
-          </w:tcPr>
-          <w:p>
-            <w:r>
-              <w:t>no data</w:t>
-            </w:r>
-          </w:p>
-        </w:tc>
-        <w:tc>
-          <w:tcPr>
-            <w:tcW w:type="dxa" w:w="1080"/>
-          </w:tcPr>
-          <w:p>
-            <w:r>
-              <w:t>no data</w:t>
-            </w:r>
-          </w:p>
-        </w:tc>
-        <w:tc>
-          <w:tcPr>
-            <w:tcW w:type="dxa" w:w="1080"/>
-          </w:tcPr>
-          <w:p>
-            <w:r>
-              <w:t>[]</w:t>
             </w:r>
           </w:p>
         </w:tc>

--- a/doc_tables/best_cats_PhNO2_BnOH.docx
+++ b/doc_tables/best_cats_PhNO2_BnOH.docx
@@ -228,88 +228,6 @@
           </w:tcPr>
           <w:p>
             <w:r>
-              <w:t>Ir</w:t>
-            </w:r>
-          </w:p>
-        </w:tc>
-        <w:tc>
-          <w:tcPr>
-            <w:tcW w:type="dxa" w:w="1080"/>
-          </w:tcPr>
-          <w:p>
-            <w:r>
-              <w:t>4</w:t>
-            </w:r>
-          </w:p>
-        </w:tc>
-        <w:tc>
-          <w:tcPr>
-            <w:tcW w:type="dxa" w:w="1080"/>
-          </w:tcPr>
-          <w:p>
-            <w:r>
-              <w:t>(430/100.0°C/Cs2CO3/Cp*Ir(C^NHC2)I/oxygen/10.1021/acs.organomet.8b00642/0)</w:t>
-            </w:r>
-          </w:p>
-        </w:tc>
-        <w:tc>
-          <w:tcPr>
-            <w:tcW w:type="dxa" w:w="1080"/>
-          </w:tcPr>
-          <w:p>
-            <w:r>
-              <w:t>(164/100.0°C/Cs2CO3/Cp*Ir(C^NHC2)I/oxygen/10.1021/acs.organomet.8b00642/0)</w:t>
-            </w:r>
-          </w:p>
-        </w:tc>
-        <w:tc>
-          <w:tcPr>
-            <w:tcW w:type="dxa" w:w="1080"/>
-          </w:tcPr>
-          <w:p>
-            <w:r>
-              <w:t>(81/100.0°C/tBuOK/Cp*IrCl(N^O)1/inert/10.1021/acs.inorgchem.2c00703/0)</w:t>
-            </w:r>
-          </w:p>
-        </w:tc>
-        <w:tc>
-          <w:tcPr>
-            <w:tcW w:type="dxa" w:w="1080"/>
-          </w:tcPr>
-          <w:p>
-            <w:r>
-              <w:t>no data</w:t>
-            </w:r>
-          </w:p>
-        </w:tc>
-        <w:tc>
-          <w:tcPr>
-            <w:tcW w:type="dxa" w:w="1080"/>
-          </w:tcPr>
-          <w:p>
-            <w:r>
-              <w:t>no data</w:t>
-            </w:r>
-          </w:p>
-        </w:tc>
-        <w:tc>
-          <w:tcPr>
-            <w:tcW w:type="dxa" w:w="1080"/>
-          </w:tcPr>
-          <w:p>
-            <w:r>
-              <w:t>['tBuOK', 'Cs2CO3', 'K2CO3']</w:t>
-            </w:r>
-          </w:p>
-        </w:tc>
-      </w:tr>
-      <w:tr>
-        <w:tc>
-          <w:tcPr>
-            <w:tcW w:type="dxa" w:w="1080"/>
-          </w:tcPr>
-          <w:p>
-            <w:r>
               <w:t>Au</w:t>
             </w:r>
           </w:p>
@@ -463,6 +381,252 @@
           <w:p>
             <w:r>
               <w:t>['K3PO4', 'tBuOK', 'KOH']</w:t>
+            </w:r>
+          </w:p>
+        </w:tc>
+      </w:tr>
+      <w:tr>
+        <w:tc>
+          <w:tcPr>
+            <w:tcW w:type="dxa" w:w="1080"/>
+          </w:tcPr>
+          <w:p>
+            <w:r>
+              <w:t>Ir</w:t>
+            </w:r>
+          </w:p>
+        </w:tc>
+        <w:tc>
+          <w:tcPr>
+            <w:tcW w:type="dxa" w:w="1080"/>
+          </w:tcPr>
+          <w:p>
+            <w:r>
+              <w:t>4</w:t>
+            </w:r>
+          </w:p>
+        </w:tc>
+        <w:tc>
+          <w:tcPr>
+            <w:tcW w:type="dxa" w:w="1080"/>
+          </w:tcPr>
+          <w:p>
+            <w:r>
+              <w:t>(430/100.0°C/Cs2CO3/Cp*Ir(C^NHC2)I/oxygen/10.1021/acs.organomet.8b00642/0)</w:t>
+            </w:r>
+          </w:p>
+        </w:tc>
+        <w:tc>
+          <w:tcPr>
+            <w:tcW w:type="dxa" w:w="1080"/>
+          </w:tcPr>
+          <w:p>
+            <w:r>
+              <w:t>(164/100.0°C/Cs2CO3/Cp*Ir(C^NHC2)I/oxygen/10.1021/acs.organomet.8b00642/0)</w:t>
+            </w:r>
+          </w:p>
+        </w:tc>
+        <w:tc>
+          <w:tcPr>
+            <w:tcW w:type="dxa" w:w="1080"/>
+          </w:tcPr>
+          <w:p>
+            <w:r>
+              <w:t>(81/100.0°C/tBuOK/Cp*IrCl(N^O)1/inert/10.1021/acs.inorgchem.2c00703/0)</w:t>
+            </w:r>
+          </w:p>
+        </w:tc>
+        <w:tc>
+          <w:tcPr>
+            <w:tcW w:type="dxa" w:w="1080"/>
+          </w:tcPr>
+          <w:p>
+            <w:r>
+              <w:t>no data</w:t>
+            </w:r>
+          </w:p>
+        </w:tc>
+        <w:tc>
+          <w:tcPr>
+            <w:tcW w:type="dxa" w:w="1080"/>
+          </w:tcPr>
+          <w:p>
+            <w:r>
+              <w:t>no data</w:t>
+            </w:r>
+          </w:p>
+        </w:tc>
+        <w:tc>
+          <w:tcPr>
+            <w:tcW w:type="dxa" w:w="1080"/>
+          </w:tcPr>
+          <w:p>
+            <w:r>
+              <w:t>['tBuOK', 'Cs2CO3', 'K2CO3']</w:t>
+            </w:r>
+          </w:p>
+        </w:tc>
+      </w:tr>
+      <w:tr>
+        <w:tc>
+          <w:tcPr>
+            <w:tcW w:type="dxa" w:w="1080"/>
+          </w:tcPr>
+          <w:p>
+            <w:r>
+              <w:t>Co</w:t>
+            </w:r>
+          </w:p>
+        </w:tc>
+        <w:tc>
+          <w:tcPr>
+            <w:tcW w:type="dxa" w:w="1080"/>
+          </w:tcPr>
+          <w:p>
+            <w:r>
+              <w:t>1</w:t>
+            </w:r>
+          </w:p>
+        </w:tc>
+        <w:tc>
+          <w:tcPr>
+            <w:tcW w:type="dxa" w:w="1080"/>
+          </w:tcPr>
+          <w:p>
+            <w:r>
+              <w:t>(6/160.0°C/no base/Co-N-C/CNT@AC/inert/10.1039/C8GC03818J/&gt;420 nm)</w:t>
+            </w:r>
+          </w:p>
+        </w:tc>
+        <w:tc>
+          <w:tcPr>
+            <w:tcW w:type="dxa" w:w="1080"/>
+          </w:tcPr>
+          <w:p>
+            <w:r>
+              <w:t>(6/160.0°C/no base/Co-N-C/CNT@AC/inert/10.1039/C8GC03818J/&gt;420 nm)</w:t>
+            </w:r>
+          </w:p>
+        </w:tc>
+        <w:tc>
+          <w:tcPr>
+            <w:tcW w:type="dxa" w:w="1080"/>
+          </w:tcPr>
+          <w:p>
+            <w:r>
+              <w:t>(6/160.0°C/no base/Co-N-C/CNT@AC/inert/10.1039/C8GC03818J/&gt;420 nm)</w:t>
+            </w:r>
+          </w:p>
+        </w:tc>
+        <w:tc>
+          <w:tcPr>
+            <w:tcW w:type="dxa" w:w="1080"/>
+          </w:tcPr>
+          <w:p>
+            <w:r>
+              <w:t>(6/160.0°C/no base/Co-N-C/CNT@AC/inert/10.1039/C8GC03818J/&gt;420 nm)</w:t>
+            </w:r>
+          </w:p>
+        </w:tc>
+        <w:tc>
+          <w:tcPr>
+            <w:tcW w:type="dxa" w:w="1080"/>
+          </w:tcPr>
+          <w:p>
+            <w:r>
+              <w:t>(6/160.0°C/no base/Co-N-C/CNT@AC/inert/10.1039/C8GC03818J/&gt;420 nm)</w:t>
+            </w:r>
+          </w:p>
+        </w:tc>
+        <w:tc>
+          <w:tcPr>
+            <w:tcW w:type="dxa" w:w="1080"/>
+          </w:tcPr>
+          <w:p>
+            <w:r>
+              <w:t>['no base']</w:t>
+            </w:r>
+          </w:p>
+        </w:tc>
+      </w:tr>
+      <w:tr>
+        <w:tc>
+          <w:tcPr>
+            <w:tcW w:type="dxa" w:w="1080"/>
+          </w:tcPr>
+          <w:p>
+            <w:r>
+              <w:t>Mo</w:t>
+            </w:r>
+          </w:p>
+        </w:tc>
+        <w:tc>
+          <w:tcPr>
+            <w:tcW w:type="dxa" w:w="1080"/>
+          </w:tcPr>
+          <w:p>
+            <w:r>
+              <w:t>1</w:t>
+            </w:r>
+          </w:p>
+        </w:tc>
+        <w:tc>
+          <w:tcPr>
+            <w:tcW w:type="dxa" w:w="1080"/>
+          </w:tcPr>
+          <w:p>
+            <w:r>
+              <w:t>(16/150.0°C/tBuOK/Mo(NHC3)2(CO)4/inert/10.1021/acscatal.1c02956/0)</w:t>
+            </w:r>
+          </w:p>
+        </w:tc>
+        <w:tc>
+          <w:tcPr>
+            <w:tcW w:type="dxa" w:w="1080"/>
+          </w:tcPr>
+          <w:p>
+            <w:r>
+              <w:t>(16/150.0°C/tBuOK/Mo(NHC3)2(CO)4/inert/10.1021/acscatal.1c02956/0)</w:t>
+            </w:r>
+          </w:p>
+        </w:tc>
+        <w:tc>
+          <w:tcPr>
+            <w:tcW w:type="dxa" w:w="1080"/>
+          </w:tcPr>
+          <w:p>
+            <w:r>
+              <w:t>(16/150.0°C/tBuOK/Mo(NHC3)2(CO)4/inert/10.1021/acscatal.1c02956/0)</w:t>
+            </w:r>
+          </w:p>
+        </w:tc>
+        <w:tc>
+          <w:tcPr>
+            <w:tcW w:type="dxa" w:w="1080"/>
+          </w:tcPr>
+          <w:p>
+            <w:r>
+              <w:t>no data</w:t>
+            </w:r>
+          </w:p>
+        </w:tc>
+        <w:tc>
+          <w:tcPr>
+            <w:tcW w:type="dxa" w:w="1080"/>
+          </w:tcPr>
+          <w:p>
+            <w:r>
+              <w:t>no data</w:t>
+            </w:r>
+          </w:p>
+        </w:tc>
+        <w:tc>
+          <w:tcPr>
+            <w:tcW w:type="dxa" w:w="1080"/>
+          </w:tcPr>
+          <w:p>
+            <w:r>
+              <w:t>['tBuOK']</w:t>
             </w:r>
           </w:p>
         </w:tc>
@@ -709,170 +873,6 @@
           <w:p>
             <w:r>
               <w:t>[]</w:t>
-            </w:r>
-          </w:p>
-        </w:tc>
-      </w:tr>
-      <w:tr>
-        <w:tc>
-          <w:tcPr>
-            <w:tcW w:type="dxa" w:w="1080"/>
-          </w:tcPr>
-          <w:p>
-            <w:r>
-              <w:t>Co</w:t>
-            </w:r>
-          </w:p>
-        </w:tc>
-        <w:tc>
-          <w:tcPr>
-            <w:tcW w:type="dxa" w:w="1080"/>
-          </w:tcPr>
-          <w:p>
-            <w:r>
-              <w:t>1</w:t>
-            </w:r>
-          </w:p>
-        </w:tc>
-        <w:tc>
-          <w:tcPr>
-            <w:tcW w:type="dxa" w:w="1080"/>
-          </w:tcPr>
-          <w:p>
-            <w:r>
-              <w:t>(6/160.0°C/no base/Co-N-C/CNT@AC/inert/10.1039/C8GC03818J/&gt;420 nm)</w:t>
-            </w:r>
-          </w:p>
-        </w:tc>
-        <w:tc>
-          <w:tcPr>
-            <w:tcW w:type="dxa" w:w="1080"/>
-          </w:tcPr>
-          <w:p>
-            <w:r>
-              <w:t>(6/160.0°C/no base/Co-N-C/CNT@AC/inert/10.1039/C8GC03818J/&gt;420 nm)</w:t>
-            </w:r>
-          </w:p>
-        </w:tc>
-        <w:tc>
-          <w:tcPr>
-            <w:tcW w:type="dxa" w:w="1080"/>
-          </w:tcPr>
-          <w:p>
-            <w:r>
-              <w:t>(6/160.0°C/no base/Co-N-C/CNT@AC/inert/10.1039/C8GC03818J/&gt;420 nm)</w:t>
-            </w:r>
-          </w:p>
-        </w:tc>
-        <w:tc>
-          <w:tcPr>
-            <w:tcW w:type="dxa" w:w="1080"/>
-          </w:tcPr>
-          <w:p>
-            <w:r>
-              <w:t>(6/160.0°C/no base/Co-N-C/CNT@AC/inert/10.1039/C8GC03818J/&gt;420 nm)</w:t>
-            </w:r>
-          </w:p>
-        </w:tc>
-        <w:tc>
-          <w:tcPr>
-            <w:tcW w:type="dxa" w:w="1080"/>
-          </w:tcPr>
-          <w:p>
-            <w:r>
-              <w:t>(6/160.0°C/no base/Co-N-C/CNT@AC/inert/10.1039/C8GC03818J/&gt;420 nm)</w:t>
-            </w:r>
-          </w:p>
-        </w:tc>
-        <w:tc>
-          <w:tcPr>
-            <w:tcW w:type="dxa" w:w="1080"/>
-          </w:tcPr>
-          <w:p>
-            <w:r>
-              <w:t>['no base']</w:t>
-            </w:r>
-          </w:p>
-        </w:tc>
-      </w:tr>
-      <w:tr>
-        <w:tc>
-          <w:tcPr>
-            <w:tcW w:type="dxa" w:w="1080"/>
-          </w:tcPr>
-          <w:p>
-            <w:r>
-              <w:t>Mo</w:t>
-            </w:r>
-          </w:p>
-        </w:tc>
-        <w:tc>
-          <w:tcPr>
-            <w:tcW w:type="dxa" w:w="1080"/>
-          </w:tcPr>
-          <w:p>
-            <w:r>
-              <w:t>1</w:t>
-            </w:r>
-          </w:p>
-        </w:tc>
-        <w:tc>
-          <w:tcPr>
-            <w:tcW w:type="dxa" w:w="1080"/>
-          </w:tcPr>
-          <w:p>
-            <w:r>
-              <w:t>(16/150.0°C/tBuOK/Mo(NHC3)2(CO)4/inert/10.1021/acscatal.1c02956/0)</w:t>
-            </w:r>
-          </w:p>
-        </w:tc>
-        <w:tc>
-          <w:tcPr>
-            <w:tcW w:type="dxa" w:w="1080"/>
-          </w:tcPr>
-          <w:p>
-            <w:r>
-              <w:t>(16/150.0°C/tBuOK/Mo(NHC3)2(CO)4/inert/10.1021/acscatal.1c02956/0)</w:t>
-            </w:r>
-          </w:p>
-        </w:tc>
-        <w:tc>
-          <w:tcPr>
-            <w:tcW w:type="dxa" w:w="1080"/>
-          </w:tcPr>
-          <w:p>
-            <w:r>
-              <w:t>(16/150.0°C/tBuOK/Mo(NHC3)2(CO)4/inert/10.1021/acscatal.1c02956/0)</w:t>
-            </w:r>
-          </w:p>
-        </w:tc>
-        <w:tc>
-          <w:tcPr>
-            <w:tcW w:type="dxa" w:w="1080"/>
-          </w:tcPr>
-          <w:p>
-            <w:r>
-              <w:t>no data</w:t>
-            </w:r>
-          </w:p>
-        </w:tc>
-        <w:tc>
-          <w:tcPr>
-            <w:tcW w:type="dxa" w:w="1080"/>
-          </w:tcPr>
-          <w:p>
-            <w:r>
-              <w:t>no data</w:t>
-            </w:r>
-          </w:p>
-        </w:tc>
-        <w:tc>
-          <w:tcPr>
-            <w:tcW w:type="dxa" w:w="1080"/>
-          </w:tcPr>
-          <w:p>
-            <w:r>
-              <w:t>['tBuOK']</w:t>
             </w:r>
           </w:p>
         </w:tc>

--- a/doc_tables/best_cats_PhNO2_BnOH.docx
+++ b/doc_tables/best_cats_PhNO2_BnOH.docx
@@ -310,6 +310,88 @@
           </w:tcPr>
           <w:p>
             <w:r>
+              <w:t>Ir</w:t>
+            </w:r>
+          </w:p>
+        </w:tc>
+        <w:tc>
+          <w:tcPr>
+            <w:tcW w:type="dxa" w:w="1080"/>
+          </w:tcPr>
+          <w:p>
+            <w:r>
+              <w:t>4</w:t>
+            </w:r>
+          </w:p>
+        </w:tc>
+        <w:tc>
+          <w:tcPr>
+            <w:tcW w:type="dxa" w:w="1080"/>
+          </w:tcPr>
+          <w:p>
+            <w:r>
+              <w:t>(430/100.0°C/Cs2CO3/Cp*Ir(C^NHC2)I/oxygen/10.1021/acs.organomet.8b00642/0)</w:t>
+            </w:r>
+          </w:p>
+        </w:tc>
+        <w:tc>
+          <w:tcPr>
+            <w:tcW w:type="dxa" w:w="1080"/>
+          </w:tcPr>
+          <w:p>
+            <w:r>
+              <w:t>(164/100.0°C/Cs2CO3/Cp*Ir(C^NHC2)I/oxygen/10.1021/acs.organomet.8b00642/0)</w:t>
+            </w:r>
+          </w:p>
+        </w:tc>
+        <w:tc>
+          <w:tcPr>
+            <w:tcW w:type="dxa" w:w="1080"/>
+          </w:tcPr>
+          <w:p>
+            <w:r>
+              <w:t>(81/100.0°C/tBuOK/Cp*IrCl(N^O)1/inert/10.1021/acs.inorgchem.2c00703/0)</w:t>
+            </w:r>
+          </w:p>
+        </w:tc>
+        <w:tc>
+          <w:tcPr>
+            <w:tcW w:type="dxa" w:w="1080"/>
+          </w:tcPr>
+          <w:p>
+            <w:r>
+              <w:t>no data</w:t>
+            </w:r>
+          </w:p>
+        </w:tc>
+        <w:tc>
+          <w:tcPr>
+            <w:tcW w:type="dxa" w:w="1080"/>
+          </w:tcPr>
+          <w:p>
+            <w:r>
+              <w:t>no data</w:t>
+            </w:r>
+          </w:p>
+        </w:tc>
+        <w:tc>
+          <w:tcPr>
+            <w:tcW w:type="dxa" w:w="1080"/>
+          </w:tcPr>
+          <w:p>
+            <w:r>
+              <w:t>['tBuOK', 'Cs2CO3', 'K2CO3']</w:t>
+            </w:r>
+          </w:p>
+        </w:tc>
+      </w:tr>
+      <w:tr>
+        <w:tc>
+          <w:tcPr>
+            <w:tcW w:type="dxa" w:w="1080"/>
+          </w:tcPr>
+          <w:p>
+            <w:r>
               <w:t>Pd</w:t>
             </w:r>
           </w:p>
@@ -392,88 +474,6 @@
           </w:tcPr>
           <w:p>
             <w:r>
-              <w:t>Ir</w:t>
-            </w:r>
-          </w:p>
-        </w:tc>
-        <w:tc>
-          <w:tcPr>
-            <w:tcW w:type="dxa" w:w="1080"/>
-          </w:tcPr>
-          <w:p>
-            <w:r>
-              <w:t>4</w:t>
-            </w:r>
-          </w:p>
-        </w:tc>
-        <w:tc>
-          <w:tcPr>
-            <w:tcW w:type="dxa" w:w="1080"/>
-          </w:tcPr>
-          <w:p>
-            <w:r>
-              <w:t>(430/100.0°C/Cs2CO3/Cp*Ir(C^NHC2)I/oxygen/10.1021/acs.organomet.8b00642/0)</w:t>
-            </w:r>
-          </w:p>
-        </w:tc>
-        <w:tc>
-          <w:tcPr>
-            <w:tcW w:type="dxa" w:w="1080"/>
-          </w:tcPr>
-          <w:p>
-            <w:r>
-              <w:t>(164/100.0°C/Cs2CO3/Cp*Ir(C^NHC2)I/oxygen/10.1021/acs.organomet.8b00642/0)</w:t>
-            </w:r>
-          </w:p>
-        </w:tc>
-        <w:tc>
-          <w:tcPr>
-            <w:tcW w:type="dxa" w:w="1080"/>
-          </w:tcPr>
-          <w:p>
-            <w:r>
-              <w:t>(81/100.0°C/tBuOK/Cp*IrCl(N^O)1/inert/10.1021/acs.inorgchem.2c00703/0)</w:t>
-            </w:r>
-          </w:p>
-        </w:tc>
-        <w:tc>
-          <w:tcPr>
-            <w:tcW w:type="dxa" w:w="1080"/>
-          </w:tcPr>
-          <w:p>
-            <w:r>
-              <w:t>no data</w:t>
-            </w:r>
-          </w:p>
-        </w:tc>
-        <w:tc>
-          <w:tcPr>
-            <w:tcW w:type="dxa" w:w="1080"/>
-          </w:tcPr>
-          <w:p>
-            <w:r>
-              <w:t>no data</w:t>
-            </w:r>
-          </w:p>
-        </w:tc>
-        <w:tc>
-          <w:tcPr>
-            <w:tcW w:type="dxa" w:w="1080"/>
-          </w:tcPr>
-          <w:p>
-            <w:r>
-              <w:t>['tBuOK', 'Cs2CO3', 'K2CO3']</w:t>
-            </w:r>
-          </w:p>
-        </w:tc>
-      </w:tr>
-      <w:tr>
-        <w:tc>
-          <w:tcPr>
-            <w:tcW w:type="dxa" w:w="1080"/>
-          </w:tcPr>
-          <w:p>
-            <w:r>
               <w:t>Co</w:t>
             </w:r>
           </w:p>
@@ -545,6 +545,88 @@
           <w:p>
             <w:r>
               <w:t>['no base']</w:t>
+            </w:r>
+          </w:p>
+        </w:tc>
+      </w:tr>
+      <w:tr>
+        <w:tc>
+          <w:tcPr>
+            <w:tcW w:type="dxa" w:w="1080"/>
+          </w:tcPr>
+          <w:p>
+            <w:r>
+              <w:t>Ni</w:t>
+            </w:r>
+          </w:p>
+        </w:tc>
+        <w:tc>
+          <w:tcPr>
+            <w:tcW w:type="dxa" w:w="1080"/>
+          </w:tcPr>
+          <w:p>
+            <w:r>
+              <w:t>1</w:t>
+            </w:r>
+          </w:p>
+        </w:tc>
+        <w:tc>
+          <w:tcPr>
+            <w:tcW w:type="dxa" w:w="1080"/>
+          </w:tcPr>
+          <w:p>
+            <w:r>
+              <w:t>(19/20.0°C/no base/Ni/CdS/inert/10.1016/j.jcat.2018.12.011/&gt;420 nm)</w:t>
+            </w:r>
+          </w:p>
+        </w:tc>
+        <w:tc>
+          <w:tcPr>
+            <w:tcW w:type="dxa" w:w="1080"/>
+          </w:tcPr>
+          <w:p>
+            <w:r>
+              <w:t>no data</w:t>
+            </w:r>
+          </w:p>
+        </w:tc>
+        <w:tc>
+          <w:tcPr>
+            <w:tcW w:type="dxa" w:w="1080"/>
+          </w:tcPr>
+          <w:p>
+            <w:r>
+              <w:t>no data</w:t>
+            </w:r>
+          </w:p>
+        </w:tc>
+        <w:tc>
+          <w:tcPr>
+            <w:tcW w:type="dxa" w:w="1080"/>
+          </w:tcPr>
+          <w:p>
+            <w:r>
+              <w:t>(19/20.0°C/no base/Ni/CdS/inert/10.1016/j.jcat.2018.12.011/&gt;420 nm)</w:t>
+            </w:r>
+          </w:p>
+        </w:tc>
+        <w:tc>
+          <w:tcPr>
+            <w:tcW w:type="dxa" w:w="1080"/>
+          </w:tcPr>
+          <w:p>
+            <w:r>
+              <w:t>no data</w:t>
+            </w:r>
+          </w:p>
+        </w:tc>
+        <w:tc>
+          <w:tcPr>
+            <w:tcW w:type="dxa" w:w="1080"/>
+          </w:tcPr>
+          <w:p>
+            <w:r>
+              <w:t>[]</w:t>
             </w:r>
           </w:p>
         </w:tc>
@@ -771,88 +853,6 @@
           <w:p>
             <w:r>
               <w:t>no data</w:t>
-            </w:r>
-          </w:p>
-        </w:tc>
-        <w:tc>
-          <w:tcPr>
-            <w:tcW w:type="dxa" w:w="1080"/>
-          </w:tcPr>
-          <w:p>
-            <w:r>
-              <w:t>no data</w:t>
-            </w:r>
-          </w:p>
-        </w:tc>
-        <w:tc>
-          <w:tcPr>
-            <w:tcW w:type="dxa" w:w="1080"/>
-          </w:tcPr>
-          <w:p>
-            <w:r>
-              <w:t>[]</w:t>
-            </w:r>
-          </w:p>
-        </w:tc>
-      </w:tr>
-      <w:tr>
-        <w:tc>
-          <w:tcPr>
-            <w:tcW w:type="dxa" w:w="1080"/>
-          </w:tcPr>
-          <w:p>
-            <w:r>
-              <w:t>Ni</w:t>
-            </w:r>
-          </w:p>
-        </w:tc>
-        <w:tc>
-          <w:tcPr>
-            <w:tcW w:type="dxa" w:w="1080"/>
-          </w:tcPr>
-          <w:p>
-            <w:r>
-              <w:t>1</w:t>
-            </w:r>
-          </w:p>
-        </w:tc>
-        <w:tc>
-          <w:tcPr>
-            <w:tcW w:type="dxa" w:w="1080"/>
-          </w:tcPr>
-          <w:p>
-            <w:r>
-              <w:t>(19/20.0°C/no base/Ni/CdS/inert/10.1016/j.jcat.2018.12.011/&gt;420 nm)</w:t>
-            </w:r>
-          </w:p>
-        </w:tc>
-        <w:tc>
-          <w:tcPr>
-            <w:tcW w:type="dxa" w:w="1080"/>
-          </w:tcPr>
-          <w:p>
-            <w:r>
-              <w:t>no data</w:t>
-            </w:r>
-          </w:p>
-        </w:tc>
-        <w:tc>
-          <w:tcPr>
-            <w:tcW w:type="dxa" w:w="1080"/>
-          </w:tcPr>
-          <w:p>
-            <w:r>
-              <w:t>no data</w:t>
-            </w:r>
-          </w:p>
-        </w:tc>
-        <w:tc>
-          <w:tcPr>
-            <w:tcW w:type="dxa" w:w="1080"/>
-          </w:tcPr>
-          <w:p>
-            <w:r>
-              <w:t>(19/20.0°C/no base/Ni/CdS/inert/10.1016/j.jcat.2018.12.011/&gt;420 nm)</w:t>
             </w:r>
           </w:p>
         </w:tc>

--- a/doc_tables/best_cats_PhNO2_BnOH.docx
+++ b/doc_tables/best_cats_PhNO2_BnOH.docx
@@ -228,7 +228,7 @@
           </w:tcPr>
           <w:p>
             <w:r>
-              <w:t>Au</w:t>
+              <w:t>Pd</w:t>
             </w:r>
           </w:p>
         </w:tc>
@@ -248,7 +248,7 @@
           </w:tcPr>
           <w:p>
             <w:r>
-              <w:t>(1517/150.0°C/K2CO3/Au/Ag-Mo-NR/inert/10.1039/c2cc34178f/0)</w:t>
+              <w:t>(960/25.0°C/K3PO4/Pd/NH2-MIL-101(Fe)-2MI(300)/inert/10.1016/j.jcat.2020.05.033/blue LED (0,75W cm-2))</w:t>
             </w:r>
           </w:p>
         </w:tc>
@@ -258,7 +258,7 @@
           </w:tcPr>
           <w:p>
             <w:r>
-              <w:t>(1517/150.0°C/K2CO3/Au/Ag-Mo-NR/inert/10.1039/c2cc34178f/0)</w:t>
+              <w:t>(960/25.0°C/K3PO4/Pd/NH2-MIL-101(Fe)-2MI(300)/inert/10.1016/j.jcat.2020.05.033/blue LED (0,75W cm-2))</w:t>
             </w:r>
           </w:p>
         </w:tc>
@@ -268,7 +268,7 @@
           </w:tcPr>
           <w:p>
             <w:r>
-              <w:t>(144/120.0°C/no base/Au/TiO2-VS/inert/10.1002/chem.201100393/0)</w:t>
+              <w:t>(227/25.0°C/no base/Pd-Ti-NS/inert/10.1016/j.jcat.2018.02.005/&lt;700nm)</w:t>
             </w:r>
           </w:p>
         </w:tc>
@@ -278,7 +278,7 @@
           </w:tcPr>
           <w:p>
             <w:r>
-              <w:t>(228/160.0°C/no base/2.5 wt% Au/NiO/inert/10.1039/c1cc11057h/0)</w:t>
+              <w:t>(227/25.0°C/no base/Pd-Ti-NS/inert/10.1016/j.jcat.2018.02.005/&lt;700nm)</w:t>
             </w:r>
           </w:p>
         </w:tc>
@@ -288,7 +288,7 @@
           </w:tcPr>
           <w:p>
             <w:r>
-              <w:t>(144/120.0°C/no base/Au/TiO2-VS/inert/10.1002/chem.201100393/0)</w:t>
+              <w:t>(227/25.0°C/no base/Pd-Ti-NS/inert/10.1016/j.jcat.2018.02.005/&lt;700nm)</w:t>
             </w:r>
           </w:p>
         </w:tc>
@@ -298,7 +298,7 @@
           </w:tcPr>
           <w:p>
             <w:r>
-              <w:t>['no base', 'K2CO3']</w:t>
+              <w:t>['K3PO4', 'tBuOK', 'KOH']</w:t>
             </w:r>
           </w:p>
         </w:tc>
@@ -392,7 +392,7 @@
           </w:tcPr>
           <w:p>
             <w:r>
-              <w:t>Pd</w:t>
+              <w:t>Au</w:t>
             </w:r>
           </w:p>
         </w:tc>
@@ -412,7 +412,7 @@
           </w:tcPr>
           <w:p>
             <w:r>
-              <w:t>(960/25.0°C/K3PO4/Pd/NH2-MIL-101(Fe)-2MI(300)/inert/10.1016/j.jcat.2020.05.033/blue LED (0,75W cm-2))</w:t>
+              <w:t>(1517/150.0°C/K2CO3/Au/Ag-Mo-NR/inert/10.1039/c2cc34178f/0)</w:t>
             </w:r>
           </w:p>
         </w:tc>
@@ -422,7 +422,7 @@
           </w:tcPr>
           <w:p>
             <w:r>
-              <w:t>(960/25.0°C/K3PO4/Pd/NH2-MIL-101(Fe)-2MI(300)/inert/10.1016/j.jcat.2020.05.033/blue LED (0,75W cm-2))</w:t>
+              <w:t>(1517/150.0°C/K2CO3/Au/Ag-Mo-NR/inert/10.1039/c2cc34178f/0)</w:t>
             </w:r>
           </w:p>
         </w:tc>
@@ -432,7 +432,7 @@
           </w:tcPr>
           <w:p>
             <w:r>
-              <w:t>(227/25.0°C/no base/Pd-Ti-NS/inert/10.1016/j.jcat.2018.02.005/&lt;700nm)</w:t>
+              <w:t>(144/120.0°C/no base/Au/TiO2-VS/inert/10.1002/chem.201100393/0)</w:t>
             </w:r>
           </w:p>
         </w:tc>
@@ -442,7 +442,7 @@
           </w:tcPr>
           <w:p>
             <w:r>
-              <w:t>(227/25.0°C/no base/Pd-Ti-NS/inert/10.1016/j.jcat.2018.02.005/&lt;700nm)</w:t>
+              <w:t>(228/160.0°C/no base/2.5 wt% Au/NiO/inert/10.1039/c1cc11057h/0)</w:t>
             </w:r>
           </w:p>
         </w:tc>
@@ -452,7 +452,7 @@
           </w:tcPr>
           <w:p>
             <w:r>
-              <w:t>(227/25.0°C/no base/Pd-Ti-NS/inert/10.1016/j.jcat.2018.02.005/&lt;700nm)</w:t>
+              <w:t>(144/120.0°C/no base/Au/TiO2-VS/inert/10.1002/chem.201100393/0)</w:t>
             </w:r>
           </w:p>
         </w:tc>
@@ -462,7 +462,89 @@
           </w:tcPr>
           <w:p>
             <w:r>
-              <w:t>['K3PO4', 'tBuOK', 'KOH']</w:t>
+              <w:t>['no base', 'K2CO3']</w:t>
+            </w:r>
+          </w:p>
+        </w:tc>
+      </w:tr>
+      <w:tr>
+        <w:tc>
+          <w:tcPr>
+            <w:tcW w:type="dxa" w:w="1080"/>
+          </w:tcPr>
+          <w:p>
+            <w:r>
+              <w:t>Rh</w:t>
+            </w:r>
+          </w:p>
+        </w:tc>
+        <w:tc>
+          <w:tcPr>
+            <w:tcW w:type="dxa" w:w="1080"/>
+          </w:tcPr>
+          <w:p>
+            <w:r>
+              <w:t>1</w:t>
+            </w:r>
+          </w:p>
+        </w:tc>
+        <w:tc>
+          <w:tcPr>
+            <w:tcW w:type="dxa" w:w="1080"/>
+          </w:tcPr>
+          <w:p>
+            <w:r>
+              <w:t>(96/100.0°C/Cs2CO3/Cp*Rh(C^NHC2)I/oxygen/10.1021/acs.organomet.8b00642/0)</w:t>
+            </w:r>
+          </w:p>
+        </w:tc>
+        <w:tc>
+          <w:tcPr>
+            <w:tcW w:type="dxa" w:w="1080"/>
+          </w:tcPr>
+          <w:p>
+            <w:r>
+              <w:t>no data</w:t>
+            </w:r>
+          </w:p>
+        </w:tc>
+        <w:tc>
+          <w:tcPr>
+            <w:tcW w:type="dxa" w:w="1080"/>
+          </w:tcPr>
+          <w:p>
+            <w:r>
+              <w:t>no data</w:t>
+            </w:r>
+          </w:p>
+        </w:tc>
+        <w:tc>
+          <w:tcPr>
+            <w:tcW w:type="dxa" w:w="1080"/>
+          </w:tcPr>
+          <w:p>
+            <w:r>
+              <w:t>no data</w:t>
+            </w:r>
+          </w:p>
+        </w:tc>
+        <w:tc>
+          <w:tcPr>
+            <w:tcW w:type="dxa" w:w="1080"/>
+          </w:tcPr>
+          <w:p>
+            <w:r>
+              <w:t>no data</w:t>
+            </w:r>
+          </w:p>
+        </w:tc>
+        <w:tc>
+          <w:tcPr>
+            <w:tcW w:type="dxa" w:w="1080"/>
+          </w:tcPr>
+          <w:p>
+            <w:r>
+              <w:t>[]</w:t>
             </w:r>
           </w:p>
         </w:tc>
@@ -638,88 +720,6 @@
           </w:tcPr>
           <w:p>
             <w:r>
-              <w:t>Mo</w:t>
-            </w:r>
-          </w:p>
-        </w:tc>
-        <w:tc>
-          <w:tcPr>
-            <w:tcW w:type="dxa" w:w="1080"/>
-          </w:tcPr>
-          <w:p>
-            <w:r>
-              <w:t>1</w:t>
-            </w:r>
-          </w:p>
-        </w:tc>
-        <w:tc>
-          <w:tcPr>
-            <w:tcW w:type="dxa" w:w="1080"/>
-          </w:tcPr>
-          <w:p>
-            <w:r>
-              <w:t>(16/150.0°C/tBuOK/Mo(NHC3)2(CO)4/inert/10.1021/acscatal.1c02956/0)</w:t>
-            </w:r>
-          </w:p>
-        </w:tc>
-        <w:tc>
-          <w:tcPr>
-            <w:tcW w:type="dxa" w:w="1080"/>
-          </w:tcPr>
-          <w:p>
-            <w:r>
-              <w:t>(16/150.0°C/tBuOK/Mo(NHC3)2(CO)4/inert/10.1021/acscatal.1c02956/0)</w:t>
-            </w:r>
-          </w:p>
-        </w:tc>
-        <w:tc>
-          <w:tcPr>
-            <w:tcW w:type="dxa" w:w="1080"/>
-          </w:tcPr>
-          <w:p>
-            <w:r>
-              <w:t>(16/150.0°C/tBuOK/Mo(NHC3)2(CO)4/inert/10.1021/acscatal.1c02956/0)</w:t>
-            </w:r>
-          </w:p>
-        </w:tc>
-        <w:tc>
-          <w:tcPr>
-            <w:tcW w:type="dxa" w:w="1080"/>
-          </w:tcPr>
-          <w:p>
-            <w:r>
-              <w:t>no data</w:t>
-            </w:r>
-          </w:p>
-        </w:tc>
-        <w:tc>
-          <w:tcPr>
-            <w:tcW w:type="dxa" w:w="1080"/>
-          </w:tcPr>
-          <w:p>
-            <w:r>
-              <w:t>no data</w:t>
-            </w:r>
-          </w:p>
-        </w:tc>
-        <w:tc>
-          <w:tcPr>
-            <w:tcW w:type="dxa" w:w="1080"/>
-          </w:tcPr>
-          <w:p>
-            <w:r>
-              <w:t>['tBuOK']</w:t>
-            </w:r>
-          </w:p>
-        </w:tc>
-      </w:tr>
-      <w:tr>
-        <w:tc>
-          <w:tcPr>
-            <w:tcW w:type="dxa" w:w="1080"/>
-          </w:tcPr>
-          <w:p>
-            <w:r>
               <w:t>Ag</w:t>
             </w:r>
           </w:p>
@@ -802,7 +802,7 @@
           </w:tcPr>
           <w:p>
             <w:r>
-              <w:t>Rh</w:t>
+              <w:t>Mo</w:t>
             </w:r>
           </w:p>
         </w:tc>
@@ -822,7 +822,27 @@
           </w:tcPr>
           <w:p>
             <w:r>
-              <w:t>(96/100.0°C/Cs2CO3/Cp*Rh(C^NHC2)I/oxygen/10.1021/acs.organomet.8b00642/0)</w:t>
+              <w:t>(16/150.0°C/tBuOK/Mo(NHC3)2(CO)4/inert/10.1021/acscatal.1c02956/0)</w:t>
+            </w:r>
+          </w:p>
+        </w:tc>
+        <w:tc>
+          <w:tcPr>
+            <w:tcW w:type="dxa" w:w="1080"/>
+          </w:tcPr>
+          <w:p>
+            <w:r>
+              <w:t>(16/150.0°C/tBuOK/Mo(NHC3)2(CO)4/inert/10.1021/acscatal.1c02956/0)</w:t>
+            </w:r>
+          </w:p>
+        </w:tc>
+        <w:tc>
+          <w:tcPr>
+            <w:tcW w:type="dxa" w:w="1080"/>
+          </w:tcPr>
+          <w:p>
+            <w:r>
+              <w:t>(16/150.0°C/tBuOK/Mo(NHC3)2(CO)4/inert/10.1021/acscatal.1c02956/0)</w:t>
             </w:r>
           </w:p>
         </w:tc>
@@ -852,27 +872,7 @@
           </w:tcPr>
           <w:p>
             <w:r>
-              <w:t>no data</w:t>
-            </w:r>
-          </w:p>
-        </w:tc>
-        <w:tc>
-          <w:tcPr>
-            <w:tcW w:type="dxa" w:w="1080"/>
-          </w:tcPr>
-          <w:p>
-            <w:r>
-              <w:t>no data</w:t>
-            </w:r>
-          </w:p>
-        </w:tc>
-        <w:tc>
-          <w:tcPr>
-            <w:tcW w:type="dxa" w:w="1080"/>
-          </w:tcPr>
-          <w:p>
-            <w:r>
-              <w:t>[]</w:t>
+              <w:t>['tBuOK']</w:t>
             </w:r>
           </w:p>
         </w:tc>
